--- a/assets/docs/lop3/Dao duc - Lop 3.docx
+++ b/assets/docs/lop3/Dao duc - Lop 3.docx
@@ -653,6 +653,19 @@
               <w:t>NLS-AT: Không chế lời, ghép nhạc vui vào Quốc ca; thấy video chế nhạo thì báo thầy cô.</w:t>
             </w:r>
           </w:p>
+          <w:p>
+            <w:pPr>
+              <w:spacing w:after="0"/>
+            </w:pPr>
+            <w:r>
+              <w:rPr>
+                <w:b w:val="0"/>
+                <w:i w:val="0"/>
+                <w:sz w:val="18"/>
+              </w:rPr>
+              <w:t>QPAN: Giáo dục tự hào về truyền thống dân tộc; rèn tính kỉ luật, tinh thần đoàn kết; giới thiệu truyền thống chống giặc ngoại xâm, gương dũng cảm của thiếu niên, nhi đồng và Bà mẹ Việt Nam anh hùng khi nói về Tổ quốc Việt Nam.</w:t>
+            </w:r>
+          </w:p>
         </w:tc>
         <w:tc>
           <w:tcPr>
@@ -910,6 +923,7 @@
                 <w:i w:val="0"/>
                 <w:sz w:val="18"/>
               </w:rPr>
+              <w:t>QPAN: Giáo dục tự hào về truyền thống dân tộc; rèn tính kỉ luật, tinh thần đoàn kết; giới thiệu truyền thống chống giặc ngoại xâm, gương dũng cảm của thiếu niên, nhi đồng và Bà mẹ Việt Nam anh hùng khi nói về Tổ quốc Việt Nam.</w:t>
             </w:r>
           </w:p>
         </w:tc>
@@ -4202,6 +4216,19 @@
               <w:t>GDĐP: HS nêu được các loại đường giao thông, kể tên được các phương tiện giao thông được sử dụng phổ biến.</w:t>
             </w:r>
           </w:p>
+          <w:p>
+            <w:pPr>
+              <w:spacing w:after="0"/>
+            </w:pPr>
+            <w:r>
+              <w:rPr>
+                <w:b w:val="0"/>
+                <w:i w:val="0"/>
+                <w:sz w:val="18"/>
+              </w:rPr>
+              <w:t>KNS: KN tự bảo vệ: nhận biết tình huống nguy hiểm, biết từ chối và gọi người lớn giúp đỡ.</w:t>
+            </w:r>
+          </w:p>
         </w:tc>
         <w:tc>
           <w:tcPr>
@@ -4432,6 +4459,7 @@
                 <w:i w:val="0"/>
                 <w:sz w:val="18"/>
               </w:rPr>
+              <w:t>KNS: KN tự bảo vệ: nhận biết tình huống nguy hiểm, biết từ chối và gọi người lớn giúp đỡ.</w:t>
             </w:r>
           </w:p>
         </w:tc>

--- a/assets/docs/lop3/Dao duc - Lop 3.docx
+++ b/assets/docs/lop3/Dao duc - Lop 3.docx
@@ -917,6 +917,45 @@
               <w:spacing w:after="0"/>
             </w:pPr>
             <w:r/>
+            <w:r>
+              <w:rPr>
+                <w:b w:val="0"/>
+                <w:i w:val="0"/>
+                <w:sz w:val="18"/>
+              </w:rPr>
+              <w:t>NLS-KT (Cơ bản 1): Ở bài “Tự hào Tổ quốc Việt Nam”, GV mở bản đồ Việt Nam trên máy tính và phóng to lần lượt Thủ đô Hà Nội</w:t>
+            </w:r>
+          </w:p>
+          <w:p>
+            <w:pPr>
+              <w:spacing w:after="0"/>
+            </w:pPr>
+            <w:r>
+              <w:rPr>
+                <w:b w:val="0"/>
+                <w:i w:val="0"/>
+                <w:sz w:val="18"/>
+              </w:rPr>
+              <w:t>NLS-GT (Cơ bản 1): Sau khi nghe bài hát “Việt Nam ơi” và xem ảnh, HS lần lượt nói trước lớp một câu về niềm tự hào của mình</w:t>
+            </w:r>
+          </w:p>
+          <w:p>
+            <w:pPr>
+              <w:spacing w:after="0"/>
+            </w:pPr>
+            <w:r>
+              <w:rPr>
+                <w:b w:val="0"/>
+                <w:i w:val="0"/>
+                <w:sz w:val="18"/>
+              </w:rPr>
+              <w:t>NLS-AT: Ảnh và bản đồ do thầy cô mở, HS ngồi tại chỗ quan sát</w:t>
+            </w:r>
+          </w:p>
+          <w:p>
+            <w:pPr>
+              <w:spacing w:after="0"/>
+            </w:pPr>
             <w:r>
               <w:rPr>
                 <w:b w:val="0"/>

--- a/assets/docs/lop3/Dao duc - Lop 3.docx
+++ b/assets/docs/lop3/Dao duc - Lop 3.docx
@@ -624,7 +624,7 @@
                 <w:i w:val="0"/>
                 <w:sz w:val="18"/>
               </w:rPr>
-              <w:t>NLS-KT (Cơ bản 1): GV mở bài hát Lá cờ Việt Nam, chiếu ảnh Quốc kì và video lễ chào cờ; HS quan sát tư thế nghiêm, nêu Quốc hiệu</w:t>
+              <w:t>NLS-KT (Cơ bản 1): Trong “Bài 1. Chào cờ và hát quốc ca”, GV mở bài hát Lá cờ Việt Nam rồi chiếu ảnh Quốc kì và đoạn video lễ chào cờ</w:t>
             </w:r>
           </w:p>
           <w:p>
@@ -637,7 +637,7 @@
                 <w:i w:val="0"/>
                 <w:sz w:val="18"/>
               </w:rPr>
-              <w:t>NLS-GT (Cơ bản 1): GV mở bản thu Quốc ca chính thức để cả lớp hát đúng nhịp, đúng lời khi các nhóm thi chào cờ; nhóm nhận xét cho nhau</w:t>
+              <w:t>NLS-GT (Cơ bản 1): GV mở bản thu Quốc ca chính thức để cả lớp cùng hát đúng nhịp</w:t>
             </w:r>
           </w:p>
           <w:p>
@@ -650,7 +650,7 @@
                 <w:i w:val="0"/>
                 <w:sz w:val="18"/>
               </w:rPr>
-              <w:t>NLS-AT: Không chế lời, ghép nhạc vui vào Quốc ca; thấy video chế nhạo thì báo thầy cô.</w:t>
+              <w:t>NLS-AT: Quốc ca và Quốc kì là biểu tượng thiêng liêng của đất nước: không được chế lời</w:t>
             </w:r>
           </w:p>
           <w:p>
@@ -780,33 +780,6 @@
                 <w:i w:val="0"/>
                 <w:sz w:val="18"/>
               </w:rPr>
-              <w:t>NLS-KT (Cơ bản 1): GV chiếu video lễ chào cờ và tranh các bạn nhỏ với tư thế khác nhau; HS nói đồng tình hay không với hành vi của bạn nào</w:t>
-            </w:r>
-          </w:p>
-          <w:p>
-            <w:pPr>
-              <w:spacing w:after="0"/>
-            </w:pPr>
-            <w:r>
-              <w:rPr>
-                <w:b w:val="0"/>
-                <w:i w:val="0"/>
-                <w:sz w:val="18"/>
-              </w:rPr>
-              <w:t>NLS-GT (Cơ bản 1): GV chiếu ảnh Quốc kì chuẩn để đối chiếu bài vẽ; GV chụp bài vẽ chiếu lên, lớp nhận xét lịch sự, khen trước rồi góp ý</w:t>
-            </w:r>
-          </w:p>
-          <w:p>
-            <w:pPr>
-              <w:spacing w:after="0"/>
-            </w:pPr>
-            <w:r>
-              <w:rPr>
-                <w:b w:val="0"/>
-                <w:i w:val="0"/>
-                <w:sz w:val="18"/>
-              </w:rPr>
-              <w:t>NLS-AT: Không chế lời, ghép nhạc vui vào Quốc ca; thấy video chế nhạo thì báo thầy cô.</w:t>
             </w:r>
           </w:p>
         </w:tc>
@@ -1311,7 +1284,6 @@
                 <w:i w:val="0"/>
                 <w:sz w:val="18"/>
               </w:rPr>
-              <w:t>NLS-GT (Cơ bản 1): HS tập ứng xử lịch sự khi xem/nghe tư liệu; làm quen quy tắc an toàn khi tiếp xúc thông tin (có hướng dẫn).</w:t>
             </w:r>
           </w:p>
         </w:tc>
@@ -1892,6 +1864,33 @@
                 <w:i w:val="0"/>
                 <w:sz w:val="18"/>
               </w:rPr>
+              <w:t>NLS-KT (Cơ bản 1): GV lấy một câu hỏi thật của HS trong lớp (ví dụ “Vì sao con tắc kè đổi màu?”)</w:t>
+            </w:r>
+          </w:p>
+          <w:p>
+            <w:pPr>
+              <w:spacing w:after="0"/>
+            </w:pPr>
+            <w:r>
+              <w:rPr>
+                <w:b w:val="0"/>
+                <w:i w:val="0"/>
+                <w:sz w:val="18"/>
+              </w:rPr>
+              <w:t>AI-NB (Cơ bản 1): GV gõ câu hỏi ấy vào một công cụ trí tuệ nhân tạo cho HS quan sát màn hình</w:t>
+            </w:r>
+          </w:p>
+          <w:p>
+            <w:pPr>
+              <w:spacing w:after="0"/>
+            </w:pPr>
+            <w:r>
+              <w:rPr>
+                <w:b w:val="0"/>
+                <w:i w:val="0"/>
+                <w:sz w:val="18"/>
+              </w:rPr>
+              <w:t>NLS-AT: HS lớp 3 chưa tự dùng máy tính, điện thoại để tra cứu một mình</w:t>
             </w:r>
           </w:p>
         </w:tc>
@@ -2240,7 +2239,6 @@
                 <w:i w:val="0"/>
                 <w:sz w:val="18"/>
               </w:rPr>
-              <w:t>NLS-GT (Cơ bản 1): HS tập ứng xử lịch sự khi xem/nghe tư liệu; làm quen quy tắc an toàn khi tiếp xúc thông tin (có hướng dẫn).</w:t>
             </w:r>
           </w:p>
         </w:tc>
@@ -3078,6 +3076,33 @@
                 <w:i w:val="0"/>
                 <w:sz w:val="18"/>
               </w:rPr>
+              <w:t>NLS-ST (Cơ bản 1): Sau khi HS liệt kê được điểm mạnh, điểm yếu của mình, GV hướng dẫn cả lớp cùng làm “Tấm thẻ giới thiệu em” trên màn hình: GV</w:t>
+            </w:r>
+          </w:p>
+          <w:p>
+            <w:pPr>
+              <w:spacing w:after="0"/>
+            </w:pPr>
+            <w:r>
+              <w:rPr>
+                <w:b w:val="0"/>
+                <w:i w:val="0"/>
+                <w:sz w:val="18"/>
+              </w:rPr>
+              <w:t>NLS-AT (Cơ bản 1): GV đưa danh sách 8 thông tin và cho HS phân loại thành hai nhóm: điều có thể nói cho bạn bè biết (sở thích</w:t>
+            </w:r>
+          </w:p>
+          <w:p>
+            <w:pPr>
+              <w:spacing w:after="0"/>
+            </w:pPr>
+            <w:r>
+              <w:rPr>
+                <w:b w:val="0"/>
+                <w:i w:val="0"/>
+                <w:sz w:val="18"/>
+              </w:rPr>
+              <w:t>NLS-AT: Điểm mạnh, sở thích thì kể được cho bạn nghe; còn địa chỉ nhà</w:t>
             </w:r>
           </w:p>
         </w:tc>
@@ -3774,7 +3799,33 @@
                 <w:i w:val="0"/>
                 <w:sz w:val="18"/>
               </w:rPr>
-              <w:t>NLS-GT (Cơ bản 1): HS tập ứng xử lịch sự khi xem/nghe tư liệu; làm quen quy tắc an toàn khi tiếp xúc thông tin (có hướng dẫn).</w:t>
+              <w:t>NLS-GT (Cơ bản 1): Bên cạnh các tình huống bất hoà ở lớp, GV chiếu một tình huống nhắn tin: bạn A nhắn cho bạn B câu “Cậu chơi dở lắm”</w:t>
+            </w:r>
+          </w:p>
+          <w:p>
+            <w:pPr>
+              <w:spacing w:after="0"/>
+            </w:pPr>
+            <w:r>
+              <w:rPr>
+                <w:b w:val="0"/>
+                <w:i w:val="0"/>
+                <w:sz w:val="18"/>
+              </w:rPr>
+              <w:t>NLS-AT (Cơ bản 1): GV nêu tình huống hai bạn giận nhau rồi một bạn rủ cả nhóm “đừng nói chuyện với bạn ấy nữa”</w:t>
+            </w:r>
+          </w:p>
+          <w:p>
+            <w:pPr>
+              <w:spacing w:after="0"/>
+            </w:pPr>
+            <w:r>
+              <w:rPr>
+                <w:b w:val="0"/>
+                <w:i w:val="0"/>
+                <w:sz w:val="18"/>
+              </w:rPr>
+              <w:t>NLS-AT: Không nhắn tin, gửi hình chê bai, chế giễu bạn; không lập nhóm để tẩy chay một bạn</w:t>
             </w:r>
           </w:p>
         </w:tc>
@@ -4239,7 +4290,7 @@
                 <w:i w:val="0"/>
                 <w:sz w:val="18"/>
               </w:rPr>
-              <w:t>NLS-GT (Cơ bản 1): HS tập ứng xử lịch sự khi xem/nghe tư liệu; làm quen quy tắc an toàn khi tiếp xúc thông tin (có hướng dẫn).</w:t>
+              <w:t>GDĐP: HS nêu được các loại đường giao thông, kể tên được các phương tiện giao thông được sử dụng phổ biến.</w:t>
             </w:r>
           </w:p>
           <w:p>
@@ -4252,7 +4303,33 @@
                 <w:i w:val="0"/>
                 <w:sz w:val="18"/>
               </w:rPr>
-              <w:t>GDĐP: HS nêu được các loại đường giao thông, kể tên được các phương tiện giao thông được sử dụng phổ biến.</w:t>
+              <w:t>NLS-KT (Cơ bản 1): GV chiếu video mô phỏng một ngã tư có đèn tín hiệu và vạch kẻ dành cho người đi bộ</w:t>
+            </w:r>
+          </w:p>
+          <w:p>
+            <w:pPr>
+              <w:spacing w:after="0"/>
+            </w:pPr>
+            <w:r>
+              <w:rPr>
+                <w:b w:val="0"/>
+                <w:i w:val="0"/>
+                <w:sz w:val="18"/>
+              </w:rPr>
+              <w:t>NLS-AT (Cơ bản 1): GV chiếu ba ảnh tình huống: một bạn vừa đi bộ qua đường vừa nhìn điện thoại, một bạn đeo tai nghe khi qua đường</w:t>
+            </w:r>
+          </w:p>
+          <w:p>
+            <w:pPr>
+              <w:spacing w:after="0"/>
+            </w:pPr>
+            <w:r>
+              <w:rPr>
+                <w:b w:val="0"/>
+                <w:i w:val="0"/>
+                <w:sz w:val="18"/>
+              </w:rPr>
+              <w:t>NLS-AT: Vừa đi đường vừa nhìn điện thoại hoặc đeo tai nghe là rất nguy hiểm vì không nghe</w:t>
             </w:r>
           </w:p>
           <w:p>
@@ -4492,6 +4569,45 @@
               <w:spacing w:after="0"/>
             </w:pPr>
             <w:r/>
+            <w:r>
+              <w:rPr>
+                <w:b w:val="0"/>
+                <w:i w:val="0"/>
+                <w:sz w:val="18"/>
+              </w:rPr>
+              <w:t>NLS-KT (Cơ bản 1): GV chiếu video mô phỏng một ngã tư có đèn tín hiệu và vạch kẻ dành cho người đi bộ</w:t>
+            </w:r>
+          </w:p>
+          <w:p>
+            <w:pPr>
+              <w:spacing w:after="0"/>
+            </w:pPr>
+            <w:r>
+              <w:rPr>
+                <w:b w:val="0"/>
+                <w:i w:val="0"/>
+                <w:sz w:val="18"/>
+              </w:rPr>
+              <w:t>NLS-AT (Cơ bản 1): GV chiếu ba ảnh tình huống: một bạn vừa đi bộ qua đường vừa nhìn điện thoại, một bạn đeo tai nghe khi qua đường</w:t>
+            </w:r>
+          </w:p>
+          <w:p>
+            <w:pPr>
+              <w:spacing w:after="0"/>
+            </w:pPr>
+            <w:r>
+              <w:rPr>
+                <w:b w:val="0"/>
+                <w:i w:val="0"/>
+                <w:sz w:val="18"/>
+              </w:rPr>
+              <w:t>NLS-AT: Vừa đi đường vừa nhìn điện thoại hoặc đeo tai nghe là rất nguy hiểm vì không nghe</w:t>
+            </w:r>
+          </w:p>
+          <w:p>
+            <w:pPr>
+              <w:spacing w:after="0"/>
+            </w:pPr>
             <w:r>
               <w:rPr>
                 <w:b w:val="0"/>

--- a/assets/docs/lop3/Dao duc - Lop 3.docx
+++ b/assets/docs/lop3/Dao duc - Lop 3.docx
@@ -1284,6 +1284,33 @@
                 <w:i w:val="0"/>
                 <w:sz w:val="18"/>
               </w:rPr>
+              <w:t>NLS-KT (Cơ bản 1): Ở bài “Quan tâm hàng xóm láng giềng”, GV chiếu bộ ảnh việc làm quen thuộc trong xóm như trông giúp nhà bên, đưa cụ già qua đường</w:t>
+            </w:r>
+          </w:p>
+          <w:p>
+            <w:pPr>
+              <w:spacing w:after="0"/>
+            </w:pPr>
+            <w:r>
+              <w:rPr>
+                <w:b w:val="0"/>
+                <w:i w:val="0"/>
+                <w:sz w:val="18"/>
+              </w:rPr>
+              <w:t>NLS-GQVĐ (Cơ bản 1): GV chiếu các tình huống trên màn hình và cho HS chọn cách ứng xử phù hợp khi nhà hàng xóm có việc</w:t>
+            </w:r>
+          </w:p>
+          <w:p>
+            <w:pPr>
+              <w:spacing w:after="0"/>
+            </w:pPr>
+            <w:r>
+              <w:rPr>
+                <w:b w:val="0"/>
+                <w:i w:val="0"/>
+                <w:sz w:val="18"/>
+              </w:rPr>
+              <w:t>NLS-AT: Khi ở nhà một mình, HS không mở cửa cho người lạ dù người đó nói là quen</w:t>
             </w:r>
           </w:p>
         </w:tc>
@@ -2239,6 +2266,33 @@
                 <w:i w:val="0"/>
                 <w:sz w:val="18"/>
               </w:rPr>
+              <w:t>NLS-KT (Cơ bản 1): Ở bài “Giữ lời hứa”, GV chiếu các đoạn phim tình huống ngắn về việc hứa rồi quên, hứa rồi thực hiện</w:t>
+            </w:r>
+          </w:p>
+          <w:p>
+            <w:pPr>
+              <w:spacing w:after="0"/>
+            </w:pPr>
+            <w:r>
+              <w:rPr>
+                <w:b w:val="0"/>
+                <w:i w:val="0"/>
+                <w:sz w:val="18"/>
+              </w:rPr>
+              <w:t>NLS-GT (Cơ bản 1): GV gõ lên màn hình những lời hứa mà HS muốn thực hiện trong tuần, thành bảng chung của lớp; cả lớp cùng đọc lại</w:t>
+            </w:r>
+          </w:p>
+          <w:p>
+            <w:pPr>
+              <w:spacing w:after="0"/>
+            </w:pPr>
+            <w:r>
+              <w:rPr>
+                <w:b w:val="0"/>
+                <w:i w:val="0"/>
+                <w:sz w:val="18"/>
+              </w:rPr>
+              <w:t>NLS-AT: Bảng chung chỉ ghi lời hứa về việc học và việc tốt, không ghi chuyện riêng</w:t>
             </w:r>
           </w:p>
         </w:tc>

--- a/assets/docs/lop3/Dao duc - Lop 3.docx
+++ b/assets/docs/lop3/Dao duc - Lop 3.docx
@@ -624,33 +624,7 @@
                 <w:i w:val="0"/>
                 <w:sz w:val="18"/>
               </w:rPr>
-              <w:t>NLS-KT (Cơ bản 1): Trong “Bài 1. Chào cờ và hát quốc ca”, GV mở bài hát Lá cờ Việt Nam rồi chiếu ảnh Quốc kì và đoạn video lễ chào cờ</w:t>
-            </w:r>
-          </w:p>
-          <w:p>
-            <w:pPr>
-              <w:spacing w:after="0"/>
-            </w:pPr>
-            <w:r>
-              <w:rPr>
-                <w:b w:val="0"/>
-                <w:i w:val="0"/>
-                <w:sz w:val="18"/>
-              </w:rPr>
-              <w:t>NLS-GT (Cơ bản 1): GV mở bản thu Quốc ca chính thức để cả lớp cùng hát đúng nhịp</w:t>
-            </w:r>
-          </w:p>
-          <w:p>
-            <w:pPr>
-              <w:spacing w:after="0"/>
-            </w:pPr>
-            <w:r>
-              <w:rPr>
-                <w:b w:val="0"/>
-                <w:i w:val="0"/>
-                <w:sz w:val="18"/>
-              </w:rPr>
-              <w:t>NLS-AT: Quốc ca và Quốc kì là biểu tượng thiêng liêng của đất nước: không được chế lời</w:t>
+              <w:t>NLS-KT (Cơ bản 1): Trong “Bài 1. Chào cờ và hát quốc ca”, GV mở bài hát Lá cờ Việt Nam.</w:t>
             </w:r>
           </w:p>
           <w:p>
@@ -896,33 +870,7 @@
                 <w:i w:val="0"/>
                 <w:sz w:val="18"/>
               </w:rPr>
-              <w:t>NLS-KT (Cơ bản 1): Ở bài “Tự hào Tổ quốc Việt Nam”, GV mở bản đồ Việt Nam trên máy tính và phóng to lần lượt Thủ đô Hà Nội</w:t>
-            </w:r>
-          </w:p>
-          <w:p>
-            <w:pPr>
-              <w:spacing w:after="0"/>
-            </w:pPr>
-            <w:r>
-              <w:rPr>
-                <w:b w:val="0"/>
-                <w:i w:val="0"/>
-                <w:sz w:val="18"/>
-              </w:rPr>
-              <w:t>NLS-GT (Cơ bản 1): Sau khi nghe bài hát “Việt Nam ơi” và xem ảnh, HS lần lượt nói trước lớp một câu về niềm tự hào của mình</w:t>
-            </w:r>
-          </w:p>
-          <w:p>
-            <w:pPr>
-              <w:spacing w:after="0"/>
-            </w:pPr>
-            <w:r>
-              <w:rPr>
-                <w:b w:val="0"/>
-                <w:i w:val="0"/>
-                <w:sz w:val="18"/>
-              </w:rPr>
-              <w:t>NLS-AT: Ảnh và bản đồ do thầy cô mở, HS ngồi tại chỗ quan sát</w:t>
+              <w:t>NLS-GT (Cơ bản 1): Sau khi nghe bài hát “Việt Nam ơi”.</w:t>
             </w:r>
           </w:p>
           <w:p>
@@ -1284,33 +1232,7 @@
                 <w:i w:val="0"/>
                 <w:sz w:val="18"/>
               </w:rPr>
-              <w:t>NLS-KT (Cơ bản 1): Ở bài “Quan tâm hàng xóm láng giềng”, GV chiếu bộ ảnh việc làm quen thuộc trong xóm như trông giúp nhà bên, đưa cụ già qua đường</w:t>
-            </w:r>
-          </w:p>
-          <w:p>
-            <w:pPr>
-              <w:spacing w:after="0"/>
-            </w:pPr>
-            <w:r>
-              <w:rPr>
-                <w:b w:val="0"/>
-                <w:i w:val="0"/>
-                <w:sz w:val="18"/>
-              </w:rPr>
-              <w:t>NLS-GQVĐ (Cơ bản 1): GV chiếu các tình huống trên màn hình và cho HS chọn cách ứng xử phù hợp khi nhà hàng xóm có việc</w:t>
-            </w:r>
-          </w:p>
-          <w:p>
-            <w:pPr>
-              <w:spacing w:after="0"/>
-            </w:pPr>
-            <w:r>
-              <w:rPr>
-                <w:b w:val="0"/>
-                <w:i w:val="0"/>
-                <w:sz w:val="18"/>
-              </w:rPr>
-              <w:t>NLS-AT: Khi ở nhà một mình, HS không mở cửa cho người lạ dù người đó nói là quen</w:t>
+              <w:t>NLS-KT (Cơ bản 1): Ở bài “Quan tâm hàng xóm láng giềng”, GV chiếu bộ ảnh việc làm quen thuộc trong xóm như trông giúp nhà.</w:t>
             </w:r>
           </w:p>
         </w:tc>
@@ -1891,33 +1813,7 @@
                 <w:i w:val="0"/>
                 <w:sz w:val="18"/>
               </w:rPr>
-              <w:t>NLS-KT (Cơ bản 1): GV lấy một câu hỏi thật của HS trong lớp (ví dụ “Vì sao con tắc kè đổi màu?”)</w:t>
-            </w:r>
-          </w:p>
-          <w:p>
-            <w:pPr>
-              <w:spacing w:after="0"/>
-            </w:pPr>
-            <w:r>
-              <w:rPr>
-                <w:b w:val="0"/>
-                <w:i w:val="0"/>
-                <w:sz w:val="18"/>
-              </w:rPr>
-              <w:t>AI-NB (Cơ bản 1): GV gõ câu hỏi ấy vào một công cụ trí tuệ nhân tạo cho HS quan sát màn hình</w:t>
-            </w:r>
-          </w:p>
-          <w:p>
-            <w:pPr>
-              <w:spacing w:after="0"/>
-            </w:pPr>
-            <w:r>
-              <w:rPr>
-                <w:b w:val="0"/>
-                <w:i w:val="0"/>
-                <w:sz w:val="18"/>
-              </w:rPr>
-              <w:t>NLS-AT: HS lớp 3 chưa tự dùng máy tính, điện thoại để tra cứu một mình</w:t>
+              <w:t>AI-NB (Nhận biết): Gõ câu hỏi ấy vào một công cụ trí tuệ nhân tạo cho HS quan sát màn hình.</w:t>
             </w:r>
           </w:p>
         </w:tc>
@@ -2266,33 +2162,7 @@
                 <w:i w:val="0"/>
                 <w:sz w:val="18"/>
               </w:rPr>
-              <w:t>NLS-KT (Cơ bản 1): Ở bài “Giữ lời hứa”, GV chiếu các đoạn phim tình huống ngắn về việc hứa rồi quên, hứa rồi thực hiện</w:t>
-            </w:r>
-          </w:p>
-          <w:p>
-            <w:pPr>
-              <w:spacing w:after="0"/>
-            </w:pPr>
-            <w:r>
-              <w:rPr>
-                <w:b w:val="0"/>
-                <w:i w:val="0"/>
-                <w:sz w:val="18"/>
-              </w:rPr>
-              <w:t>NLS-GT (Cơ bản 1): GV gõ lên màn hình những lời hứa mà HS muốn thực hiện trong tuần, thành bảng chung của lớp; cả lớp cùng đọc lại</w:t>
-            </w:r>
-          </w:p>
-          <w:p>
-            <w:pPr>
-              <w:spacing w:after="0"/>
-            </w:pPr>
-            <w:r>
-              <w:rPr>
-                <w:b w:val="0"/>
-                <w:i w:val="0"/>
-                <w:sz w:val="18"/>
-              </w:rPr>
-              <w:t>NLS-AT: Bảng chung chỉ ghi lời hứa về việc học và việc tốt, không ghi chuyện riêng</w:t>
+              <w:t>NLS-KT (Cơ bản 1): Ở bài “Giữ lời hứa”, GV chiếu các đoạn phim tình huống ngắn về việc hứa.</w:t>
             </w:r>
           </w:p>
         </w:tc>
@@ -2760,6 +2630,19 @@
               <w:t>Bài 6 học vắt sang đầu HKII; tổ chuyên môn chủ động bố trí</w:t>
             </w:r>
           </w:p>
+          <w:p>
+            <w:pPr>
+              <w:spacing w:after="0"/>
+            </w:pPr>
+            <w:r>
+              <w:rPr>
+                <w:b w:val="0"/>
+                <w:i w:val="0"/>
+                <w:sz w:val="18"/>
+              </w:rPr>
+              <w:t>NLS-GQVĐ (Cơ bản 1): Ở hoạt động Tìm hiểu ý nghĩa, GV chiếu hai tình huống.</w:t>
+            </w:r>
+          </w:p>
         </w:tc>
         <w:tc>
           <w:tcPr>
@@ -3130,33 +3013,7 @@
                 <w:i w:val="0"/>
                 <w:sz w:val="18"/>
               </w:rPr>
-              <w:t>NLS-ST (Cơ bản 1): Sau khi HS liệt kê được điểm mạnh, điểm yếu của mình, GV hướng dẫn cả lớp cùng làm “Tấm thẻ giới thiệu em” trên màn hình: GV</w:t>
-            </w:r>
-          </w:p>
-          <w:p>
-            <w:pPr>
-              <w:spacing w:after="0"/>
-            </w:pPr>
-            <w:r>
-              <w:rPr>
-                <w:b w:val="0"/>
-                <w:i w:val="0"/>
-                <w:sz w:val="18"/>
-              </w:rPr>
-              <w:t>NLS-AT (Cơ bản 1): GV đưa danh sách 8 thông tin và cho HS phân loại thành hai nhóm: điều có thể nói cho bạn bè biết (sở thích</w:t>
-            </w:r>
-          </w:p>
-          <w:p>
-            <w:pPr>
-              <w:spacing w:after="0"/>
-            </w:pPr>
-            <w:r>
-              <w:rPr>
-                <w:b w:val="0"/>
-                <w:i w:val="0"/>
-                <w:sz w:val="18"/>
-              </w:rPr>
-              <w:t>NLS-AT: Điểm mạnh, sở thích thì kể được cho bạn nghe; còn địa chỉ nhà</w:t>
+              <w:t>NLS-ST (Cơ bản 1): Sau khi HS liệt kê được điểm mạnh, điểm yếu của mình.</w:t>
             </w:r>
           </w:p>
         </w:tc>
@@ -3853,33 +3710,7 @@
                 <w:i w:val="0"/>
                 <w:sz w:val="18"/>
               </w:rPr>
-              <w:t>NLS-GT (Cơ bản 1): Bên cạnh các tình huống bất hoà ở lớp, GV chiếu một tình huống nhắn tin: bạn A nhắn cho bạn B câu “Cậu chơi dở lắm”</w:t>
-            </w:r>
-          </w:p>
-          <w:p>
-            <w:pPr>
-              <w:spacing w:after="0"/>
-            </w:pPr>
-            <w:r>
-              <w:rPr>
-                <w:b w:val="0"/>
-                <w:i w:val="0"/>
-                <w:sz w:val="18"/>
-              </w:rPr>
-              <w:t>NLS-AT (Cơ bản 1): GV nêu tình huống hai bạn giận nhau rồi một bạn rủ cả nhóm “đừng nói chuyện với bạn ấy nữa”</w:t>
-            </w:r>
-          </w:p>
-          <w:p>
-            <w:pPr>
-              <w:spacing w:after="0"/>
-            </w:pPr>
-            <w:r>
-              <w:rPr>
-                <w:b w:val="0"/>
-                <w:i w:val="0"/>
-                <w:sz w:val="18"/>
-              </w:rPr>
-              <w:t>NLS-AT: Không nhắn tin, gửi hình chê bai, chế giễu bạn; không lập nhóm để tẩy chay một bạn</w:t>
+              <w:t>NLS-GT (Cơ bản 1): Bên cạnh các tình huống bất hoà ở lớp, GV chiếu một tình huống nhắn tin.</w:t>
             </w:r>
           </w:p>
         </w:tc>
@@ -4357,7 +4188,7 @@
                 <w:i w:val="0"/>
                 <w:sz w:val="18"/>
               </w:rPr>
-              <w:t>NLS-KT (Cơ bản 1): GV chiếu video mô phỏng một ngã tư có đèn tín hiệu và vạch kẻ dành cho người đi bộ</w:t>
+              <w:t>NLS-KT (Cơ bản 1): Ở hoạt động Khám phá bài “Đi bộ an toàn”, GV chiếu ảnh chụp đoạn đường trước cổng trường mình.</w:t>
             </w:r>
           </w:p>
           <w:p>
@@ -4370,7 +4201,7 @@
                 <w:i w:val="0"/>
                 <w:sz w:val="18"/>
               </w:rPr>
-              <w:t>NLS-AT (Cơ bản 1): GV chiếu ba ảnh tình huống: một bạn vừa đi bộ qua đường vừa nhìn điện thoại, một bạn đeo tai nghe khi qua đường</w:t>
+              <w:t>ATGT</w:t>
             </w:r>
           </w:p>
           <w:p>
@@ -4383,20 +4214,7 @@
                 <w:i w:val="0"/>
                 <w:sz w:val="18"/>
               </w:rPr>
-              <w:t>NLS-AT: Vừa đi đường vừa nhìn điện thoại hoặc đeo tai nghe là rất nguy hiểm vì không nghe</w:t>
-            </w:r>
-          </w:p>
-          <w:p>
-            <w:pPr>
-              <w:spacing w:after="0"/>
-            </w:pPr>
-            <w:r>
-              <w:rPr>
-                <w:b w:val="0"/>
-                <w:i w:val="0"/>
-                <w:sz w:val="18"/>
-              </w:rPr>
-              <w:t>KNS: KN tự bảo vệ: nhận biết tình huống nguy hiểm, biết từ chối và gọi người lớn giúp đỡ.</w:t>
+              <w:t>ATGT: đi bộ trên vỉa hè hoặc sát lề bên phải, qua đường ở vạch kẻ và khi có tín hiệu cho phép; quan sát kĩ hai bên trước khi bước.</w:t>
             </w:r>
           </w:p>
         </w:tc>
@@ -4629,7 +4447,7 @@
                 <w:i w:val="0"/>
                 <w:sz w:val="18"/>
               </w:rPr>
-              <w:t>NLS-KT (Cơ bản 1): GV chiếu video mô phỏng một ngã tư có đèn tín hiệu và vạch kẻ dành cho người đi bộ</w:t>
+              <w:t>NLS-AT (Cơ bản 1): Chiếu ba ảnh tình huống: một bạn vừa đi bộ qua đường vừa nhìn điện thoại, một bạn đeo tai nghe khi.</w:t>
             </w:r>
           </w:p>
           <w:p>
@@ -4642,7 +4460,7 @@
                 <w:i w:val="0"/>
                 <w:sz w:val="18"/>
               </w:rPr>
-              <w:t>NLS-AT (Cơ bản 1): GV chiếu ba ảnh tình huống: một bạn vừa đi bộ qua đường vừa nhìn điện thoại, một bạn đeo tai nghe khi qua đường</w:t>
+              <w:t>ATGT</w:t>
             </w:r>
           </w:p>
           <w:p>
@@ -4655,20 +4473,7 @@
                 <w:i w:val="0"/>
                 <w:sz w:val="18"/>
               </w:rPr>
-              <w:t>NLS-AT: Vừa đi đường vừa nhìn điện thoại hoặc đeo tai nghe là rất nguy hiểm vì không nghe</w:t>
-            </w:r>
-          </w:p>
-          <w:p>
-            <w:pPr>
-              <w:spacing w:after="0"/>
-            </w:pPr>
-            <w:r>
-              <w:rPr>
-                <w:b w:val="0"/>
-                <w:i w:val="0"/>
-                <w:sz w:val="18"/>
-              </w:rPr>
-              <w:t>KNS: KN tự bảo vệ: nhận biết tình huống nguy hiểm, biết từ chối và gọi người lớn giúp đỡ.</w:t>
+              <w:t>ATGT: đi bộ trên vỉa hè hoặc sát lề bên phải, qua đường ở vạch kẻ và khi có tín hiệu cho phép; quan sát kĩ hai bên trước khi bước.</w:t>
             </w:r>
           </w:p>
         </w:tc>

--- a/assets/docs/lop3/Dao duc - Lop 3.docx
+++ b/assets/docs/lop3/Dao duc - Lop 3.docx
@@ -566,7 +566,7 @@
                 <w:i w:val="0"/>
                 <w:sz w:val="20"/>
               </w:rPr>
-              <w:t>Chủ đề: EM YÊU TỔ QUỐC VIỆT NAM (5 tiết)</w:t>
+              <w:t>Chủ đề 1: Em yêu Tổ quốc Việt Nam</w:t>
             </w:r>
           </w:p>
         </w:tc>
@@ -585,7 +585,7 @@
                 <w:i w:val="0"/>
                 <w:sz w:val="20"/>
               </w:rPr>
-              <w:t>Bài 1. Chào cờ và hát quốc ca (Tiết 1)</w:t>
+              <w:t>Bài 1. Chào cờ và hát Quốc ca (Tiết 1)</w:t>
             </w:r>
           </w:p>
         </w:tc>
@@ -624,7 +624,7 @@
                 <w:i w:val="0"/>
                 <w:sz w:val="18"/>
               </w:rPr>
-              <w:t>NLS-KT (Cơ bản 1): Trong “Bài 1. Chào cờ và hát quốc ca”, GV mở bài hát Lá cờ Việt Nam.</w:t>
+              <w:t>Năng lực số 2.2 CB1a: HS nói được: không chế lời Quốc ca, không chia sẻ video chế nhạo Quốc kì, Quốc ca và biết báo với người lớn khi gặp</w:t>
             </w:r>
           </w:p>
           <w:p>
@@ -696,7 +696,7 @@
                 <w:i w:val="0"/>
                 <w:sz w:val="20"/>
               </w:rPr>
-              <w:t>Chủ đề: EM YÊU TỔ QUỐC VIỆT NAM (5 tiết)</w:t>
+              <w:t>Chủ đề 1: Em yêu Tổ quốc Việt Nam</w:t>
             </w:r>
           </w:p>
         </w:tc>
@@ -715,7 +715,7 @@
                 <w:i w:val="0"/>
                 <w:sz w:val="20"/>
               </w:rPr>
-              <w:t>Bài 1. Chào cờ và hát quốc ca (Tiết 2)</w:t>
+              <w:t>Bài 1. Chào cờ và hát Quốc ca (Tiết 2)</w:t>
             </w:r>
           </w:p>
         </w:tc>
@@ -754,6 +754,7 @@
                 <w:i w:val="0"/>
                 <w:sz w:val="18"/>
               </w:rPr>
+              <w:t>Năng lực số 2.2 CB1a: HS nói được: không chế lời Quốc ca, không chia sẻ video chế nhạo Quốc kì, Quốc ca và biết báo với người lớn khi gặp</w:t>
             </w:r>
           </w:p>
         </w:tc>
@@ -812,7 +813,7 @@
                 <w:i w:val="0"/>
                 <w:sz w:val="20"/>
               </w:rPr>
-              <w:t>Chủ đề: EM YÊU TỔ QUỐC VIỆT NAM (5 tiết)</w:t>
+              <w:t>Chủ đề 1: Em yêu Tổ quốc Việt Nam</w:t>
             </w:r>
           </w:p>
         </w:tc>
@@ -870,7 +871,7 @@
                 <w:i w:val="0"/>
                 <w:sz w:val="18"/>
               </w:rPr>
-              <w:t>NLS-GT (Cơ bản 1): Sau khi nghe bài hát “Việt Nam ơi”.</w:t>
+              <w:t>Năng lực số 1.1 CB1b: HS chỉ được trên bản đồ số vị trí thủ đô Hà Nội và một vài danh lam thắng cảnh</w:t>
             </w:r>
           </w:p>
           <w:p>
@@ -942,7 +943,7 @@
                 <w:i w:val="0"/>
                 <w:sz w:val="20"/>
               </w:rPr>
-              <w:t>Chủ đề: EM YÊU TỔ QUỐC VIỆT NAM (5 tiết)</w:t>
+              <w:t>Chủ đề 1: Em yêu Tổ quốc Việt Nam</w:t>
             </w:r>
           </w:p>
         </w:tc>
@@ -1000,6 +1001,7 @@
                 <w:i w:val="0"/>
                 <w:sz w:val="18"/>
               </w:rPr>
+              <w:t>Năng lực số 1.1 CB1b: HS chỉ được trên bản đồ số vị trí thủ đô Hà Nội và một vài danh lam thắng cảnh</w:t>
             </w:r>
           </w:p>
         </w:tc>
@@ -1058,7 +1060,7 @@
                 <w:i w:val="0"/>
                 <w:sz w:val="20"/>
               </w:rPr>
-              <w:t>Chủ đề: EM YÊU TỔ QUỐC VIỆT NAM (5 tiết)</w:t>
+              <w:t>Chủ đề 1: Em yêu Tổ quốc Việt Nam</w:t>
             </w:r>
           </w:p>
         </w:tc>
@@ -1116,6 +1118,7 @@
                 <w:i w:val="0"/>
                 <w:sz w:val="18"/>
               </w:rPr>
+              <w:t>Năng lực số 1.1 CB1b: HS chỉ được trên bản đồ số vị trí thủ đô Hà Nội và một vài danh lam thắng cảnh</w:t>
             </w:r>
           </w:p>
         </w:tc>
@@ -1174,7 +1177,7 @@
                 <w:i w:val="0"/>
                 <w:sz w:val="20"/>
               </w:rPr>
-              <w:t>Chủ đề: QUAN TÂM HÀNG XÓM LÁNG GIỀNG (4 tiết)</w:t>
+              <w:t>Chủ đề 2: Quan tâm hàng xóm láng giềng</w:t>
             </w:r>
           </w:p>
         </w:tc>
@@ -1291,7 +1294,7 @@
                 <w:i w:val="0"/>
                 <w:sz w:val="20"/>
               </w:rPr>
-              <w:t>Chủ đề: QUAN TÂM HÀNG XÓM LÁNG GIỀNG (4 tiết)</w:t>
+              <w:t>Chủ đề 2: Quan tâm hàng xóm láng giềng</w:t>
             </w:r>
           </w:p>
         </w:tc>
@@ -1407,7 +1410,7 @@
                 <w:i w:val="0"/>
                 <w:sz w:val="20"/>
               </w:rPr>
-              <w:t>Chủ đề: QUAN TÂM HÀNG XÓM LÁNG GIỀNG (4 tiết)</w:t>
+              <w:t>Chủ đề 2: Quan tâm hàng xóm láng giềng</w:t>
             </w:r>
           </w:p>
         </w:tc>
@@ -1523,7 +1526,7 @@
                 <w:i w:val="0"/>
                 <w:sz w:val="20"/>
               </w:rPr>
-              <w:t>Chủ đề: QUAN TÂM HÀNG XÓM LÁNG GIỀNG (4 tiết)</w:t>
+              <w:t>Chủ đề 2: Quan tâm hàng xóm láng giềng</w:t>
             </w:r>
           </w:p>
         </w:tc>
@@ -1639,7 +1642,7 @@
                 <w:i w:val="0"/>
                 <w:sz w:val="20"/>
               </w:rPr>
-              <w:t>Chủ đề: QUAN TÂM HÀNG XÓM LÁNG GIỀNG (4 tiết)</w:t>
+              <w:t>Ôn tập, đánh giá</w:t>
             </w:r>
           </w:p>
         </w:tc>
@@ -1658,7 +1661,7 @@
                 <w:i w:val="0"/>
                 <w:sz w:val="20"/>
               </w:rPr>
-              <w:t>Ôn tập, thực hành kĩ năng giữa học kì I</w:t>
+              <w:t>Thực hành kĩ năng giữa học kì I</w:t>
             </w:r>
           </w:p>
         </w:tc>
@@ -1755,7 +1758,7 @@
                 <w:i w:val="0"/>
                 <w:sz w:val="20"/>
               </w:rPr>
-              <w:t>Chủ đề: HAM HỌC HỎI (3 tiết)</w:t>
+              <w:t>Chủ đề 3: Ham học hỏi</w:t>
             </w:r>
           </w:p>
         </w:tc>
@@ -1813,7 +1816,7 @@
                 <w:i w:val="0"/>
                 <w:sz w:val="18"/>
               </w:rPr>
-              <w:t>AI-NB (Nhận biết): Gõ câu hỏi ấy vào một công cụ trí tuệ nhân tạo cho HS quan sát màn hình.</w:t>
+              <w:t>Năng lực số 1.1 CB1b: HS nêu được ít nhất ba cách tìm câu trả lời cho điều mình thắc mắc: hỏi người lớn, tìm trong sách, tra trên máy có người lớn giúp</w:t>
             </w:r>
           </w:p>
         </w:tc>
@@ -1872,7 +1875,7 @@
                 <w:i w:val="0"/>
                 <w:sz w:val="20"/>
               </w:rPr>
-              <w:t>Chủ đề: HAM HỌC HỎI (3 tiết)</w:t>
+              <w:t>Chủ đề 3: Ham học hỏi</w:t>
             </w:r>
           </w:p>
         </w:tc>
@@ -1930,6 +1933,7 @@
                 <w:i w:val="0"/>
                 <w:sz w:val="18"/>
               </w:rPr>
+              <w:t>Năng lực số 1.1 CB1b: HS nêu được ít nhất ba cách tìm câu trả lời cho điều mình thắc mắc: hỏi người lớn, tìm trong sách, tra trên máy có người lớn giúp</w:t>
             </w:r>
           </w:p>
         </w:tc>
@@ -1988,7 +1992,7 @@
                 <w:i w:val="0"/>
                 <w:sz w:val="20"/>
               </w:rPr>
-              <w:t>Chủ đề: HAM HỌC HỎI (3 tiết)</w:t>
+              <w:t>Chủ đề 3: Ham học hỏi</w:t>
             </w:r>
           </w:p>
         </w:tc>
@@ -2046,6 +2050,7 @@
                 <w:i w:val="0"/>
                 <w:sz w:val="18"/>
               </w:rPr>
+              <w:t>Năng lực số 1.1 CB1b: HS nêu được ít nhất ba cách tìm câu trả lời cho điều mình thắc mắc: hỏi người lớn, tìm trong sách, tra trên máy có người lớn giúp</w:t>
             </w:r>
           </w:p>
         </w:tc>
@@ -2104,7 +2109,7 @@
                 <w:i w:val="0"/>
                 <w:sz w:val="20"/>
               </w:rPr>
-              <w:t>Chủ đề: GIỮ LỜI HỨA (3 tiết)</w:t>
+              <w:t>Chủ đề 4: Giữ lời hứa</w:t>
             </w:r>
           </w:p>
         </w:tc>
@@ -2221,7 +2226,7 @@
                 <w:i w:val="0"/>
                 <w:sz w:val="20"/>
               </w:rPr>
-              <w:t>Chủ đề: GIỮ LỜI HỨA (3 tiết)</w:t>
+              <w:t>Chủ đề 4: Giữ lời hứa</w:t>
             </w:r>
           </w:p>
         </w:tc>
@@ -2337,7 +2342,7 @@
                 <w:i w:val="0"/>
                 <w:sz w:val="20"/>
               </w:rPr>
-              <w:t>Chủ đề: GIỮ LỜI HỨA (3 tiết)</w:t>
+              <w:t>Chủ đề 4: Giữ lời hứa</w:t>
             </w:r>
           </w:p>
         </w:tc>
@@ -2453,7 +2458,7 @@
                 <w:i w:val="0"/>
                 <w:sz w:val="20"/>
               </w:rPr>
-              <w:t>Chủ đề: GIỮ LỜI HỨA (3 tiết)</w:t>
+              <w:t>Ôn tập, đánh giá</w:t>
             </w:r>
           </w:p>
         </w:tc>
@@ -2472,7 +2477,7 @@
                 <w:i w:val="0"/>
                 <w:sz w:val="20"/>
               </w:rPr>
-              <w:t>Ôn tập, thực hành kĩ năng cuối học kì I</w:t>
+              <w:t>Thực hành kĩ năng cuối học kì I</w:t>
             </w:r>
           </w:p>
         </w:tc>
@@ -2569,7 +2574,7 @@
                 <w:i w:val="0"/>
                 <w:sz w:val="20"/>
               </w:rPr>
-              <w:t>Chủ đề: TÍCH CỰC HOÀN THÀNH NHIỆM VỤ (3 tiết)</w:t>
+              <w:t>Chủ đề 5: Tích cực hoàn thành nhiệm vụ</w:t>
             </w:r>
           </w:p>
         </w:tc>
@@ -2723,7 +2728,7 @@
                 <w:i w:val="0"/>
                 <w:sz w:val="20"/>
               </w:rPr>
-              <w:t>Chủ đề: TÍCH CỰC HOÀN THÀNH NHIỆM VỤ (3 tiết)</w:t>
+              <w:t>Chủ đề 5: Tích cực hoàn thành nhiệm vụ</w:t>
             </w:r>
           </w:p>
         </w:tc>
@@ -2839,7 +2844,7 @@
                 <w:i w:val="0"/>
                 <w:sz w:val="20"/>
               </w:rPr>
-              <w:t>Chủ đề: TÍCH CỰC HOÀN THÀNH NHIỆM VỤ (3 tiết)</w:t>
+              <w:t>Chủ đề 5: Tích cực hoàn thành nhiệm vụ</w:t>
             </w:r>
           </w:p>
         </w:tc>
@@ -2955,7 +2960,7 @@
                 <w:i w:val="0"/>
                 <w:sz w:val="20"/>
               </w:rPr>
-              <w:t>Chủ đề: KHÁM PHÁ BẢN THÂN (5 tiết)</w:t>
+              <w:t>Chủ đề 6: Khám phá bản thân</w:t>
             </w:r>
           </w:p>
         </w:tc>
@@ -3013,7 +3018,7 @@
                 <w:i w:val="0"/>
                 <w:sz w:val="18"/>
               </w:rPr>
-              <w:t>NLS-ST (Cơ bản 1): Sau khi HS liệt kê được điểm mạnh, điểm yếu của mình.</w:t>
+              <w:t>Năng lực số 4.2 CB1a: HS phân loại đúng thông tin nào chia sẻ được, thông tin nào phải giữ kín</w:t>
             </w:r>
           </w:p>
         </w:tc>
@@ -3072,7 +3077,7 @@
                 <w:i w:val="0"/>
                 <w:sz w:val="20"/>
               </w:rPr>
-              <w:t>Chủ đề: KHÁM PHÁ BẢN THÂN (5 tiết)</w:t>
+              <w:t>Chủ đề 6: Khám phá bản thân</w:t>
             </w:r>
           </w:p>
         </w:tc>
@@ -3130,6 +3135,7 @@
                 <w:i w:val="0"/>
                 <w:sz w:val="18"/>
               </w:rPr>
+              <w:t>Năng lực số 4.2 CB1a: HS phân loại đúng thông tin nào chia sẻ được, thông tin nào phải giữ kín</w:t>
             </w:r>
           </w:p>
         </w:tc>
@@ -3188,7 +3194,7 @@
                 <w:i w:val="0"/>
                 <w:sz w:val="20"/>
               </w:rPr>
-              <w:t>Chủ đề: KHÁM PHÁ BẢN THÂN (5 tiết)</w:t>
+              <w:t>Chủ đề 6: Khám phá bản thân</w:t>
             </w:r>
           </w:p>
         </w:tc>
@@ -3246,6 +3252,7 @@
                 <w:i w:val="0"/>
                 <w:sz w:val="18"/>
               </w:rPr>
+              <w:t>Năng lực số 4.2 CB1a: HS phân loại đúng thông tin nào chia sẻ được, thông tin nào phải giữ kín</w:t>
             </w:r>
           </w:p>
         </w:tc>
@@ -3304,7 +3311,7 @@
                 <w:i w:val="0"/>
                 <w:sz w:val="20"/>
               </w:rPr>
-              <w:t>Chủ đề: KHÁM PHÁ BẢN THÂN (5 tiết)</w:t>
+              <w:t>Chủ đề 6: Khám phá bản thân</w:t>
             </w:r>
           </w:p>
         </w:tc>
@@ -3362,6 +3369,7 @@
                 <w:i w:val="0"/>
                 <w:sz w:val="18"/>
               </w:rPr>
+              <w:t>Năng lực số 4.2 CB1a: HS phân loại đúng thông tin nào chia sẻ được, thông tin nào phải giữ kín</w:t>
             </w:r>
           </w:p>
         </w:tc>
@@ -3420,7 +3428,7 @@
                 <w:i w:val="0"/>
                 <w:sz w:val="20"/>
               </w:rPr>
-              <w:t>Chủ đề: KHÁM PHÁ BẢN THÂN (5 tiết)</w:t>
+              <w:t>Chủ đề 6: Khám phá bản thân</w:t>
             </w:r>
           </w:p>
         </w:tc>
@@ -3478,6 +3486,7 @@
                 <w:i w:val="0"/>
                 <w:sz w:val="18"/>
               </w:rPr>
+              <w:t>Năng lực số 4.2 CB1a: HS phân loại đúng thông tin nào chia sẻ được, thông tin nào phải giữ kín</w:t>
             </w:r>
           </w:p>
         </w:tc>
@@ -3536,7 +3545,7 @@
                 <w:i w:val="0"/>
                 <w:sz w:val="20"/>
               </w:rPr>
-              <w:t>Chủ đề: KHÁM PHÁ BẢN THÂN (5 tiết)</w:t>
+              <w:t>Ôn tập, đánh giá</w:t>
             </w:r>
           </w:p>
         </w:tc>
@@ -3555,7 +3564,7 @@
                 <w:i w:val="0"/>
                 <w:sz w:val="20"/>
               </w:rPr>
-              <w:t>Ôn tập, thực hành kĩ năng giữa học kì II</w:t>
+              <w:t>Thực hành kĩ năng giữa học kì II</w:t>
             </w:r>
           </w:p>
         </w:tc>
@@ -3652,7 +3661,7 @@
                 <w:i w:val="0"/>
                 <w:sz w:val="20"/>
               </w:rPr>
-              <w:t>Chủ đề: XỬ LÍ BẤT HÒA VỚI BẠN BÈ (4 tiết)</w:t>
+              <w:t>Chủ đề 7: Xử lí bất hoà với bạn bè</w:t>
             </w:r>
           </w:p>
         </w:tc>
@@ -3671,7 +3680,7 @@
                 <w:i w:val="0"/>
                 <w:sz w:val="20"/>
               </w:rPr>
-              <w:t>Bài 8. Xử lí bất hòa với bạn bè (Tiết 1)</w:t>
+              <w:t>Bài 8. Xử lí bất hoà với bạn bè (Tiết 1)</w:t>
             </w:r>
           </w:p>
         </w:tc>
@@ -3710,7 +3719,7 @@
                 <w:i w:val="0"/>
                 <w:sz w:val="18"/>
               </w:rPr>
-              <w:t>NLS-GT (Cơ bản 1): Bên cạnh các tình huống bất hoà ở lớp, GV chiếu một tình huống nhắn tin.</w:t>
+              <w:t>NLS: Năng lực số 4.2 CB1a: HS nêu được: cô lập, chê bai bạn dù ở lớp hay trên mạng đều sai</w:t>
             </w:r>
           </w:p>
         </w:tc>
@@ -3769,7 +3778,7 @@
                 <w:i w:val="0"/>
                 <w:sz w:val="20"/>
               </w:rPr>
-              <w:t>Chủ đề: XỬ LÍ BẤT HÒA VỚI BẠN BÈ (4 tiết)</w:t>
+              <w:t>Chủ đề 7: Xử lí bất hoà với bạn bè</w:t>
             </w:r>
           </w:p>
         </w:tc>
@@ -3788,7 +3797,7 @@
                 <w:i w:val="0"/>
                 <w:sz w:val="20"/>
               </w:rPr>
-              <w:t>Bài 8. Xử lí bất hòa với bạn bè (Tiết 2)</w:t>
+              <w:t>Bài 8. Xử lí bất hoà với bạn bè (Tiết 2)</w:t>
             </w:r>
           </w:p>
         </w:tc>
@@ -3827,6 +3836,7 @@
                 <w:i w:val="0"/>
                 <w:sz w:val="18"/>
               </w:rPr>
+              <w:t>NLS: Năng lực số 4.2 CB1a: HS nêu được: cô lập, chê bai bạn dù ở lớp hay trên mạng đều sai</w:t>
             </w:r>
           </w:p>
         </w:tc>
@@ -3885,7 +3895,7 @@
                 <w:i w:val="0"/>
                 <w:sz w:val="20"/>
               </w:rPr>
-              <w:t>Chủ đề: XỬ LÍ BẤT HÒA VỚI BẠN BÈ (4 tiết)</w:t>
+              <w:t>Chủ đề 7: Xử lí bất hoà với bạn bè</w:t>
             </w:r>
           </w:p>
         </w:tc>
@@ -3904,7 +3914,7 @@
                 <w:i w:val="0"/>
                 <w:sz w:val="20"/>
               </w:rPr>
-              <w:t>Bài 8. Xử lí bất hòa với bạn bè (Tiết 3)</w:t>
+              <w:t>Bài 8. Xử lí bất hoà với bạn bè (Tiết 3)</w:t>
             </w:r>
           </w:p>
         </w:tc>
@@ -3943,6 +3953,7 @@
                 <w:i w:val="0"/>
                 <w:sz w:val="18"/>
               </w:rPr>
+              <w:t>NLS: Năng lực số 4.2 CB1a: HS nêu được: cô lập, chê bai bạn dù ở lớp hay trên mạng đều sai</w:t>
             </w:r>
           </w:p>
         </w:tc>
@@ -4001,7 +4012,7 @@
                 <w:i w:val="0"/>
                 <w:sz w:val="20"/>
               </w:rPr>
-              <w:t>Chủ đề: XỬ LÍ BẤT HÒA VỚI BẠN BÈ (4 tiết)</w:t>
+              <w:t>Chủ đề 7: Xử lí bất hoà với bạn bè</w:t>
             </w:r>
           </w:p>
         </w:tc>
@@ -4020,7 +4031,7 @@
                 <w:i w:val="0"/>
                 <w:sz w:val="20"/>
               </w:rPr>
-              <w:t>Bài 8. Xử lí bất hòa với bạn bè (Tiết 4)</w:t>
+              <w:t>Bài 8. Xử lí bất hoà với bạn bè (Tiết 4)</w:t>
             </w:r>
           </w:p>
         </w:tc>
@@ -4059,6 +4070,7 @@
                 <w:i w:val="0"/>
                 <w:sz w:val="18"/>
               </w:rPr>
+              <w:t>NLS: Năng lực số 4.2 CB1a: HS nêu được: cô lập, chê bai bạn dù ở lớp hay trên mạng đều sai</w:t>
             </w:r>
           </w:p>
         </w:tc>
@@ -4117,7 +4129,7 @@
                 <w:i w:val="0"/>
                 <w:sz w:val="20"/>
               </w:rPr>
-              <w:t>Chủ đề: TUÂN THỦ QUY TẮC AN TOÀN GIAO THÔNG (4 tiết)</w:t>
+              <w:t>Chủ đề 8: Tuân thủ quy tắc an toàn giao thông</w:t>
             </w:r>
           </w:p>
         </w:tc>
@@ -4188,7 +4200,7 @@
                 <w:i w:val="0"/>
                 <w:sz w:val="18"/>
               </w:rPr>
-              <w:t>NLS-KT (Cơ bản 1): Ở hoạt động Khám phá bài “Đi bộ an toàn”, GV chiếu ảnh chụp đoạn đường trước cổng trường mình.</w:t>
+              <w:t>Năng lực số 1.1 CB1b: HS quan sát video mô phỏng và nói đúng lúc nào được qua đường, vì sao không đứng gần đầu và đuôi xe tải.</w:t>
             </w:r>
           </w:p>
           <w:p>
@@ -4273,7 +4285,7 @@
                 <w:i w:val="0"/>
                 <w:sz w:val="20"/>
               </w:rPr>
-              <w:t>Chủ đề: TUÂN THỦ QUY TẮC AN TOÀN GIAO THÔNG (4 tiết)</w:t>
+              <w:t>Chủ đề 8: Tuân thủ quy tắc an toàn giao thông</w:t>
             </w:r>
           </w:p>
         </w:tc>
@@ -4331,6 +4343,7 @@
                 <w:i w:val="0"/>
                 <w:sz w:val="18"/>
               </w:rPr>
+              <w:t>Năng lực số 1.1 CB1b: HS quan sát video mô phỏng và nói đúng lúc nào được qua đường, vì sao không đứng gần đầu và đuôi xe tải</w:t>
             </w:r>
           </w:p>
         </w:tc>
@@ -4389,7 +4402,7 @@
                 <w:i w:val="0"/>
                 <w:sz w:val="20"/>
               </w:rPr>
-              <w:t>Chủ đề: TUÂN THỦ QUY TẮC AN TOÀN GIAO THÔNG (4 tiết)</w:t>
+              <w:t>Chủ đề 8: Tuân thủ quy tắc an toàn giao thông</w:t>
             </w:r>
           </w:p>
         </w:tc>
@@ -4447,7 +4460,7 @@
                 <w:i w:val="0"/>
                 <w:sz w:val="18"/>
               </w:rPr>
-              <w:t>NLS-AT (Cơ bản 1): Chiếu ba ảnh tình huống: một bạn vừa đi bộ qua đường vừa nhìn điện thoại, một bạn đeo tai nghe khi.</w:t>
+              <w:t>Năng lực số 1.1 CB1b: HS quan sát video mô phỏng và nói đúng lúc nào được qua đường, vì sao không đứng gần đầu và đuôi xe tải</w:t>
             </w:r>
           </w:p>
           <w:p>
@@ -4532,7 +4545,7 @@
                 <w:i w:val="0"/>
                 <w:sz w:val="20"/>
               </w:rPr>
-              <w:t>Chủ đề: TUÂN THỦ QUY TẮC AN TOÀN GIAO THÔNG (4 tiết)</w:t>
+              <w:t>Chủ đề 8: Tuân thủ quy tắc an toàn giao thông</w:t>
             </w:r>
           </w:p>
         </w:tc>
@@ -4590,6 +4603,7 @@
                 <w:i w:val="0"/>
                 <w:sz w:val="18"/>
               </w:rPr>
+              <w:t>Năng lực số 1.1 CB1b: HS quan sát video mô phỏng và nói đúng lúc nào được qua đường, vì sao không đứng gần đầu và đuôi xe tải</w:t>
             </w:r>
           </w:p>
         </w:tc>
@@ -4648,7 +4662,7 @@
                 <w:i w:val="0"/>
                 <w:sz w:val="20"/>
               </w:rPr>
-              <w:t>Chủ đề: TUÂN THỦ QUY TẮC AN TOÀN GIAO THÔNG (4 tiết)</w:t>
+              <w:t>Ôn tập, đánh giá</w:t>
             </w:r>
           </w:p>
         </w:tc>
@@ -4667,7 +4681,7 @@
                 <w:i w:val="0"/>
                 <w:sz w:val="20"/>
               </w:rPr>
-              <w:t>Ôn tập, thực hành kĩ năng cuối năm học</w:t>
+              <w:t>Thực hành kĩ năng cuối năm học</w:t>
             </w:r>
           </w:p>
         </w:tc>

--- a/assets/docs/lop3/Dao duc - Lop 3.docx
+++ b/assets/docs/lop3/Dao duc - Lop 3.docx
@@ -1700,6 +1700,7 @@
                 <w:i w:val="0"/>
                 <w:sz w:val="18"/>
               </w:rPr>
+              <w:t>Năng lực số 1.2 CB1a: HS nhận ra clip lễ chào cờ lấy từ trang chính thức của nhà trường là nguồn đáng tin và chỉ ra được chỗ tư thế chào cờ của lớp mình cần sửa</w:t>
             </w:r>
           </w:p>
         </w:tc>
@@ -4720,6 +4721,7 @@
                 <w:i w:val="0"/>
                 <w:sz w:val="18"/>
               </w:rPr>
+              <w:t>Năng lực số 2.5 CB1a: HS chọn được câu nhắn hoà giải phù hợp và nói được vì sao không nên kể chuyện bất hoà của bạn lên nhóm chat của lớp</w:t>
             </w:r>
           </w:p>
         </w:tc>

--- a/assets/docs/lop3/Dao duc - Lop 3.docx
+++ b/assets/docs/lop3/Dao duc - Lop 3.docx
@@ -1235,7 +1235,7 @@
                 <w:i w:val="0"/>
                 <w:sz w:val="18"/>
               </w:rPr>
-              <w:t>NLS-KT (Cơ bản 1): Ở bài “Quan tâm hàng xóm láng giềng”, GV chiếu bộ ảnh việc làm quen thuộc trong xóm như trông giúp nhà.</w:t>
+              <w:t>Năng lực số Miền 1 (Cơ bản, bậc 1): Ở bài “Quan tâm hàng xóm láng giềng”, GV chiếu bộ ảnh việc làm quen thuộc trong xóm như trông giúp nhà bên, đưa cụ già qua đường, cùng dọn ngõ sau mưa; Năng lực số Miền 5 (Cơ bản, bậc 1): GV chiếu các tình huống trên màn hình và cho HS chọn cách ứng xử phù hợp khi nhà hàng xóm có việc, khi em ở nhà một mình mà người lạ gọi cửa</w:t>
             </w:r>
           </w:p>
         </w:tc>
@@ -2168,7 +2168,7 @@
                 <w:i w:val="0"/>
                 <w:sz w:val="18"/>
               </w:rPr>
-              <w:t>NLS-KT (Cơ bản 1): Ở bài “Giữ lời hứa”, GV chiếu các đoạn phim tình huống ngắn về việc hứa.</w:t>
+              <w:t>Năng lực số Miền 1 (Cơ bản, bậc 1): Ở bài “Giữ lời hứa”, GV chiếu các đoạn phim tình huống ngắn về việc hứa rồi quên, hứa rồi thực hiện; Năng lực số Miền 2 (Cơ bản, bậc 1): GV gõ lên màn hình những lời hứa mà HS muốn thực hiện trong tuần, thành bảng chung của lớp; cả lớp cùng đọc lại</w:t>
             </w:r>
           </w:p>
         </w:tc>
@@ -2633,20 +2633,7 @@
                 <w:i w:val="0"/>
                 <w:sz w:val="18"/>
               </w:rPr>
-              <w:t>Bài 6 học vắt sang đầu HKII; tổ chuyên môn chủ động bố trí</w:t>
-            </w:r>
-          </w:p>
-          <w:p>
-            <w:pPr>
-              <w:spacing w:after="0"/>
-            </w:pPr>
-            <w:r>
-              <w:rPr>
-                <w:b w:val="0"/>
-                <w:i w:val="0"/>
-                <w:sz w:val="18"/>
-              </w:rPr>
-              <w:t>NLS-GQVĐ (Cơ bản 1): Ở hoạt động Tìm hiểu ý nghĩa, GV chiếu hai tình huống.</w:t>
+              <w:t>Bài 6 học vắt sang đầu HKII; tổ chuyên môn chủ động bố trí; Năng lực số Miền 1 (Cơ bản, bậc 1): Ở hoạt động Tìm hiểu biểu hiện của bài “Tích cực hoàn thành nhiệm vụ”, GV chiếu tranh truyện “Tham gia việc lớp” phóng to theo từng đoạn; Năng lực số Miền 5 (Cơ bản, bậc 1): Ở hoạt động Tìm hiểu ý nghĩa, GV chiếu hai tình huống cùng một công việc: một bên làm xong đúng hạn, một bên bỏ dở</w:t>
             </w:r>
           </w:p>
         </w:tc>

--- a/assets/docs/lop3/Dao duc - Lop 3.docx
+++ b/assets/docs/lop3/Dao duc - Lop 3.docx
@@ -2633,7 +2633,7 @@
                 <w:i w:val="0"/>
                 <w:sz w:val="18"/>
               </w:rPr>
-              <w:t>Bài 6 học vắt sang đầu HKII; tổ chuyên môn chủ động bố trí; Năng lực số Miền 1 (Cơ bản, bậc 1): Ở hoạt động Tìm hiểu biểu hiện của bài “Tích cực hoàn thành nhiệm vụ”, GV chiếu tranh truyện “Tham gia việc lớp” phóng to theo từng đoạn; Năng lực số Miền 5 (Cơ bản, bậc 1): Ở hoạt động Tìm hiểu ý nghĩa, GV chiếu hai tình huống cùng một công việc: một bên làm xong đúng hạn, một bên bỏ dở</w:t>
+              <w:t>Bài 6 học vắt sang đầu HKII — tổ chuyên môn chủ động bố trí; Năng lực số Miền 1 (Cơ bản, bậc 1): Ở hoạt động Tìm hiểu biểu hiện của bài “Tích cực hoàn thành nhiệm vụ”, GV chiếu tranh truyện “Tham gia việc lớp” phóng to theo từng đoạn; Năng lực số Miền 5 (Cơ bản, bậc 1): Ở hoạt động Tìm hiểu ý nghĩa, GV chiếu hai tình huống cùng một công việc: một bên làm xong đúng hạn, một bên bỏ dở</w:t>
             </w:r>
           </w:p>
         </w:tc>
